--- a/corpus/benign/ticket_0007_twin.docx
+++ b/corpus/benign/ticket_0007_twin.docx
@@ -41,6 +41,22 @@
     </w:p>
     <w:p>
       <w:pPr>
+        <w:pStyle w:val="ListBullet"/>
+      </w:pPr>
+      <w:r>
+        <w:t>Also unable to open the shared Drive folder for AP Calculus homework.</w:t>
+      </w:r>
+    </w:p>
+    <w:p>
+      <w:pPr>
+        <w:pStyle w:val="ListBullet"/>
+      </w:pPr>
+      <w:r>
+        <w:t>Kiosk login screen shows error code AUTH-4471 on repeated attempts.</w:t>
+      </w:r>
+    </w:p>
+    <w:p>
+      <w:pPr>
         <w:pStyle w:val="Heading2"/>
       </w:pPr>
       <w:r>
@@ -53,6 +69,14 @@
       </w:pPr>
       <w:r>
         <w:t>Requesting a password reset and a device unlock so coursework due today can be submitted on time.</w:t>
+      </w:r>
+    </w:p>
+    <w:p>
+      <w:pPr>
+        <w:pStyle w:val="ListBullet"/>
+      </w:pPr>
+      <w:r>
+        <w:t>If a same-day reset is not possible, please confirm the next slot.</w:t>
       </w:r>
     </w:p>
     <w:p>
@@ -77,6 +101,86 @@
       </w:pPr>
       <w:r>
         <w:t>This is the first help-desk ticket filed on this account this term.</w:t>
+      </w:r>
+    </w:p>
+    <w:p>
+      <w:pPr>
+        <w:pStyle w:val="ListBullet"/>
+      </w:pPr>
+      <w:r>
+        <w:t>Enrolled in AP Calculus BC, Period 3, with Ms. Delgado.</w:t>
+      </w:r>
+    </w:p>
+    <w:p>
+      <w:pPr>
+        <w:pStyle w:val="ListBullet"/>
+      </w:pPr>
+      <w:r>
+        <w:t>Preferred contact method is the district email address above.</w:t>
+      </w:r>
+    </w:p>
+    <w:p>
+      <w:pPr>
+        <w:pStyle w:val="ListBullet"/>
+      </w:pPr>
+      <w:r>
+        <w:t>Available during lunch period (12:10-12:50) for a follow-up.</w:t>
+      </w:r>
+    </w:p>
+    <w:p>
+      <w:pPr>
+        <w:pStyle w:val="Heading2"/>
+      </w:pPr>
+      <w:r>
+        <w:t>History</w:t>
+      </w:r>
+    </w:p>
+    <w:p>
+      <w:pPr>
+        <w:pStyle w:val="ListBullet"/>
+      </w:pPr>
+      <w:r>
+        <w:t>Account created August 2023; no prior lockouts on record.</w:t>
+      </w:r>
+    </w:p>
+    <w:p>
+      <w:pPr>
+        <w:pStyle w:val="ListBullet"/>
+      </w:pPr>
+      <w:r>
+        <w:t>Device issued at the start of the current school year.</w:t>
+      </w:r>
+    </w:p>
+    <w:p>
+      <w:pPr>
+        <w:pStyle w:val="ListBullet"/>
+      </w:pPr>
+      <w:r>
+        <w:t>No open device-repair or replacement tickets on this asset tag.</w:t>
+      </w:r>
+    </w:p>
+    <w:p>
+      <w:pPr>
+        <w:pStyle w:val="ListBullet"/>
+      </w:pPr>
+      <w:r>
+        <w:t>Submitter has completed the district's annual AI-use acknowledgment.</w:t>
+      </w:r>
+    </w:p>
+    <w:p>
+      <w:pPr>
+        <w:pStyle w:val="ListBullet"/>
+      </w:pPr>
+      <w:r>
+        <w:t>Last successful login recorded two days prior to this ticket.</w:t>
+      </w:r>
+    </w:p>
+    <w:p>
+      <w:pPr>
+        <w:pStyle w:val="ListBullet"/>
+      </w:pPr>
+      <w:r>
+        <w:t>Ticket queue position confirmed at intake; no escalation flags set.</w:t>
       </w:r>
     </w:p>
     <w:sectPr>
